--- a/pr-preview/pr-239/prediction-handout.docx
+++ b/pr-preview/pr-239/prediction-handout.docx
@@ -15,7 +15,7 @@
         <w:pStyle w:val="Date"/>
       </w:pPr>
       <w:r>
-        <w:t xml:space="preserve">Last modified: 2026-10-16 00:59:06 (PDT)</w:t>
+        <w:t xml:space="preserve">Last modified: 2026-10-16 01:26:27 (PDT)</w:t>
       </w:r>
     </w:p>
     <w:bookmarkStart w:id="26" w:name="sec-predictions"/>
@@ -1858,7 +1858,7 @@
           <w:b/>
           <w:bCs/>
         </w:rPr>
-        <w:t xml:space="preserve">Exercise 1 (Prediction error and residual of a fitted observation)</w:t>
+        <w:t xml:space="preserve">Exercise 1 (Prediction error and residual)</w:t>
       </w:r>
       <w:r>
         <w:t xml:space="preserve"> </w:t>
@@ -1875,10 +1875,7 @@
         </m:r>
       </m:oMath>
       <w:r>
-        <w:t xml:space="preserve"> </w:t>
-      </w:r>
-      <w:r>
-        <w:t xml:space="preserve">that was used to fit the model,</w:t>
+        <w:t xml:space="preserve">,</w:t>
       </w:r>
       <w:r>
         <w:t xml:space="preserve"> </w:t>
@@ -2392,10 +2389,7 @@
         </m:r>
       </m:oMath>
       <w:r>
-        <w:t xml:space="preserve"> </w:t>
-      </w:r>
-      <w:r>
-        <w:t xml:space="preserve">that was used to fit the model,</w:t>
+        <w:t xml:space="preserve">,</w:t>
       </w:r>
       <w:r>
         <w:t xml:space="preserve"> </w:t>
@@ -4211,7 +4205,7 @@
         <w:pStyle w:val="FirstParagraph"/>
       </w:pPr>
       <w:r>
-        <w:t xml:space="preserve">For an observation used to fit the model,</w:t>
+        <w:t xml:space="preserve">For a fitted value,</w:t>
       </w:r>
       <w:r>
         <w:t xml:space="preserve"> </w:t>

--- a/pr-preview/pr-239/prediction-handout.docx
+++ b/pr-preview/pr-239/prediction-handout.docx
@@ -15,7 +15,7 @@
         <w:pStyle w:val="Date"/>
       </w:pPr>
       <w:r>
-        <w:t xml:space="preserve">Last modified: 2026-10-16 01:26:27 (PDT)</w:t>
+        <w:t xml:space="preserve">Last modified: 2026-10-16 01:58:20 (PDT)</w:t>
       </w:r>
     </w:p>
     <w:bookmarkStart w:id="26" w:name="sec-predictions"/>

--- a/pr-preview/pr-239/prediction-handout.docx
+++ b/pr-preview/pr-239/prediction-handout.docx
@@ -15,7 +15,7 @@
         <w:pStyle w:val="Date"/>
       </w:pPr>
       <w:r>
-        <w:t xml:space="preserve">Last modified: 2026-10-16 01:58:20 (PDT)</w:t>
+        <w:t xml:space="preserve">Last modified: 2026-10-16 02:24:37 (PDT)</w:t>
       </w:r>
     </w:p>
     <w:bookmarkStart w:id="26" w:name="sec-predictions"/>
